--- a/DataBase/DocTemplates/Шаблон_довідка_на_субсидію.docx
+++ b/DataBase/DocTemplates/Шаблон_довідка_на_субсидію.docx
@@ -234,25 +234,23 @@
           <w:szCs w:val="22"/>
           <w:lang w:val="ru-RU" w:eastAsia="zh-CN"/>
         </w:rPr>
-        <w:t xml:space="preserve">евченка, 46а, с. </w:t>
-      </w:r>
-      <w:proofErr w:type="spellStart"/>
+        <w:t>евченка, 46а, с. Береж</w:t>
+      </w:r>
       <w:r>
         <w:rPr>
           <w:sz w:val="22"/>
           <w:szCs w:val="22"/>
           <w:lang w:val="ru-RU" w:eastAsia="zh-CN"/>
         </w:rPr>
-        <w:t>Бережиця</w:t>
-      </w:r>
-      <w:proofErr w:type="spellEnd"/>
+        <w:t>н</w:t>
+      </w:r>
       <w:r>
         <w:rPr>
           <w:sz w:val="22"/>
           <w:szCs w:val="22"/>
           <w:lang w:val="ru-RU" w:eastAsia="zh-CN"/>
         </w:rPr>
-        <w:t xml:space="preserve">, Стрийський </w:t>
+        <w:t xml:space="preserve">иця, Стрийський </w:t>
       </w:r>
       <w:r>
         <w:rPr>
@@ -451,21 +449,7 @@
         <w:rPr>
           <w:lang w:val="ru-RU"/>
         </w:rPr>
-        <w:t xml:space="preserve">    в    </w:t>
-      </w:r>
-      <w:proofErr w:type="spellStart"/>
-      <w:r>
-        <w:rPr>
-          <w:lang w:val="ru-RU"/>
-        </w:rPr>
-        <w:t>житловій</w:t>
-      </w:r>
-      <w:proofErr w:type="spellEnd"/>
-      <w:r>
-        <w:rPr>
-          <w:lang w:val="ru-RU"/>
-        </w:rPr>
-        <w:t xml:space="preserve"> </w:t>
+        <w:t xml:space="preserve">    в    житловій </w:t>
       </w:r>
     </w:p>
     <w:p>

--- a/DataBase/DocTemplates/Шаблон_довідка_на_субсидію.docx
+++ b/DataBase/DocTemplates/Шаблон_довідка_на_субсидію.docx
@@ -210,23 +210,13 @@
         </w:rPr>
         <w:t xml:space="preserve">                    </w:t>
       </w:r>
-      <w:proofErr w:type="spellStart"/>
       <w:r>
         <w:rPr>
           <w:sz w:val="22"/>
           <w:szCs w:val="22"/>
           <w:lang w:val="ru-RU" w:eastAsia="zh-CN"/>
         </w:rPr>
-        <w:t>вул</w:t>
-      </w:r>
-      <w:proofErr w:type="spellEnd"/>
-      <w:r>
-        <w:rPr>
-          <w:sz w:val="22"/>
-          <w:szCs w:val="22"/>
-          <w:lang w:val="ru-RU" w:eastAsia="zh-CN"/>
-        </w:rPr>
-        <w:t>. Ш</w:t>
+        <w:t>вул. Ш</w:t>
       </w:r>
       <w:r>
         <w:rPr>
@@ -378,7 +368,6 @@
         </w:rPr>
         <w:t xml:space="preserve">  </w:t>
       </w:r>
-      <w:proofErr w:type="spellStart"/>
       <w:r>
         <w:rPr>
           <w:b/>
@@ -386,14 +375,12 @@
         </w:rPr>
         <w:t>curentDate</w:t>
       </w:r>
-      <w:proofErr w:type="spellEnd"/>
       <w:r>
         <w:rPr>
           <w:b/>
         </w:rPr>
         <w:t xml:space="preserve"> року  № </w:t>
       </w:r>
-      <w:proofErr w:type="spellStart"/>
       <w:r>
         <w:rPr>
           <w:b/>
@@ -408,7 +395,6 @@
         </w:rPr>
         <w:t>OfDoc</w:t>
       </w:r>
-      <w:proofErr w:type="spellEnd"/>
       <w:r>
         <w:rPr>
           <w:b/>
@@ -435,63 +421,21 @@
         <w:rPr>
           <w:lang w:val="ru-RU"/>
         </w:rPr>
-        <w:t xml:space="preserve">                                                                                                 </w:t>
-      </w:r>
-      <w:proofErr w:type="spellStart"/>
-      <w:r>
-        <w:rPr>
-          <w:lang w:val="ru-RU"/>
-        </w:rPr>
-        <w:t>Заповнюється</w:t>
-      </w:r>
-      <w:proofErr w:type="spellEnd"/>
-      <w:r>
-        <w:rPr>
-          <w:lang w:val="ru-RU"/>
-        </w:rPr>
-        <w:t xml:space="preserve">    в    житловій </w:t>
-      </w:r>
-    </w:p>
-    <w:p>
-      <w:pPr>
-        <w:jc w:val="both"/>
-        <w:rPr>
-          <w:lang w:val="ru-RU"/>
-        </w:rPr>
-      </w:pPr>
-      <w:r>
-        <w:rPr>
-          <w:lang w:val="ru-RU"/>
-        </w:rPr>
-        <w:t xml:space="preserve">                                                                                                 </w:t>
-      </w:r>
-      <w:proofErr w:type="spellStart"/>
-      <w:r>
-        <w:rPr>
-          <w:lang w:val="ru-RU"/>
-        </w:rPr>
-        <w:t>експлуатаційній</w:t>
-      </w:r>
-      <w:proofErr w:type="spellEnd"/>
-      <w:r>
-        <w:rPr>
-          <w:lang w:val="ru-RU"/>
-        </w:rPr>
-        <w:t xml:space="preserve">  </w:t>
-      </w:r>
-      <w:proofErr w:type="spellStart"/>
-      <w:r>
-        <w:rPr>
-          <w:lang w:val="ru-RU"/>
-        </w:rPr>
-        <w:t>організації</w:t>
-      </w:r>
-      <w:proofErr w:type="spellEnd"/>
-      <w:r>
-        <w:rPr>
-          <w:lang w:val="ru-RU"/>
-        </w:rPr>
-        <w:t xml:space="preserve"> </w:t>
+        <w:t xml:space="preserve">                                                                                                 Заповнюється    в    житловій </w:t>
+      </w:r>
+    </w:p>
+    <w:p>
+      <w:pPr>
+        <w:jc w:val="both"/>
+        <w:rPr>
+          <w:lang w:val="ru-RU"/>
+        </w:rPr>
+      </w:pPr>
+      <w:r>
+        <w:rPr>
+          <w:lang w:val="ru-RU"/>
+        </w:rPr>
+        <w:t xml:space="preserve">                                                                                                 експлуатаційній  організації </w:t>
       </w:r>
     </w:p>
     <w:p>
@@ -583,16 +527,7 @@
           <w:szCs w:val="22"/>
           <w:lang w:val="ru-RU"/>
         </w:rPr>
-        <w:t xml:space="preserve">Видана </w:t>
-      </w:r>
-      <w:proofErr w:type="spellStart"/>
-      <w:r>
-        <w:rPr>
-          <w:sz w:val="22"/>
-          <w:szCs w:val="22"/>
-          <w:lang w:val="ru-RU"/>
-        </w:rPr>
-        <w:t>уповноваженом</w:t>
+        <w:t>Видана уповноваженом</w:t>
       </w:r>
       <w:r>
         <w:rPr>
@@ -602,122 +537,13 @@
         </w:rPr>
         <w:t>у</w:t>
       </w:r>
-      <w:proofErr w:type="spellEnd"/>
-      <w:r>
-        <w:rPr>
-          <w:sz w:val="22"/>
-          <w:szCs w:val="22"/>
-          <w:lang w:val="ru-RU"/>
-        </w:rPr>
-        <w:t xml:space="preserve"> </w:t>
-      </w:r>
-      <w:proofErr w:type="spellStart"/>
-      <w:r>
-        <w:rPr>
-          <w:sz w:val="22"/>
-          <w:szCs w:val="22"/>
-          <w:lang w:val="ru-RU"/>
-        </w:rPr>
-        <w:t>власнику</w:t>
-      </w:r>
-      <w:proofErr w:type="spellEnd"/>
-      <w:r>
-        <w:rPr>
-          <w:sz w:val="22"/>
-          <w:szCs w:val="22"/>
-          <w:lang w:val="ru-RU"/>
-        </w:rPr>
-        <w:t>(</w:t>
-      </w:r>
-      <w:proofErr w:type="spellStart"/>
-      <w:r>
-        <w:rPr>
-          <w:sz w:val="22"/>
-          <w:szCs w:val="22"/>
-          <w:lang w:val="ru-RU"/>
-        </w:rPr>
-        <w:t>співвласнику,наймачу</w:t>
-      </w:r>
-      <w:proofErr w:type="spellEnd"/>
-      <w:r>
-        <w:rPr>
-          <w:sz w:val="22"/>
-          <w:szCs w:val="22"/>
-          <w:lang w:val="ru-RU"/>
-        </w:rPr>
-        <w:t>)</w:t>
-      </w:r>
-      <w:proofErr w:type="spellStart"/>
-      <w:r>
-        <w:rPr>
-          <w:sz w:val="22"/>
-          <w:szCs w:val="22"/>
-          <w:lang w:val="ru-RU"/>
-        </w:rPr>
-        <w:t>житлового</w:t>
-      </w:r>
-      <w:proofErr w:type="spellEnd"/>
-      <w:r>
-        <w:rPr>
-          <w:sz w:val="22"/>
-          <w:szCs w:val="22"/>
-          <w:lang w:val="ru-RU"/>
-        </w:rPr>
-        <w:t xml:space="preserve">  </w:t>
-      </w:r>
-      <w:proofErr w:type="spellStart"/>
-      <w:r>
-        <w:rPr>
-          <w:sz w:val="22"/>
-          <w:szCs w:val="22"/>
-          <w:lang w:val="ru-RU"/>
-        </w:rPr>
-        <w:t>приміщення</w:t>
-      </w:r>
-      <w:proofErr w:type="spellEnd"/>
-      <w:r>
-        <w:rPr>
-          <w:sz w:val="22"/>
-          <w:szCs w:val="22"/>
-          <w:lang w:val="ru-RU"/>
-        </w:rPr>
-        <w:t>(</w:t>
-      </w:r>
-      <w:proofErr w:type="spellStart"/>
-      <w:r>
-        <w:rPr>
-          <w:sz w:val="22"/>
-          <w:szCs w:val="22"/>
-          <w:lang w:val="ru-RU"/>
-        </w:rPr>
-        <w:t>будинку</w:t>
-      </w:r>
-      <w:proofErr w:type="spellEnd"/>
-      <w:r>
-        <w:rPr>
-          <w:sz w:val="22"/>
-          <w:szCs w:val="22"/>
-          <w:lang w:val="ru-RU"/>
-        </w:rPr>
-        <w:t xml:space="preserve">)члену  </w:t>
-      </w:r>
-      <w:proofErr w:type="spellStart"/>
-      <w:r>
-        <w:rPr>
-          <w:sz w:val="22"/>
-          <w:szCs w:val="22"/>
-          <w:lang w:val="ru-RU"/>
-        </w:rPr>
-        <w:t>житлово-будівельного</w:t>
-      </w:r>
-      <w:proofErr w:type="spellEnd"/>
-      <w:r>
-        <w:rPr>
-          <w:sz w:val="22"/>
-          <w:szCs w:val="22"/>
-          <w:lang w:val="ru-RU"/>
-        </w:rPr>
-        <w:t xml:space="preserve">  кооперативу:    </w:t>
+      <w:r>
+        <w:rPr>
+          <w:sz w:val="22"/>
+          <w:szCs w:val="22"/>
+          <w:lang w:val="ru-RU"/>
+        </w:rPr>
+        <w:t xml:space="preserve"> власнику(співвласнику,наймачу)житлового  приміщення(будинку)члену  житлово-будівельного  кооперативу:    </w:t>
       </w:r>
       <w:r>
         <w:rPr>
@@ -762,25 +588,7 @@
           <w:szCs w:val="20"/>
           <w:lang w:val="ru-RU"/>
         </w:rPr>
-        <w:t xml:space="preserve">   ( </w:t>
-      </w:r>
-      <w:proofErr w:type="spellStart"/>
-      <w:r>
-        <w:rPr>
-          <w:sz w:val="20"/>
-          <w:szCs w:val="20"/>
-          <w:lang w:val="ru-RU"/>
-        </w:rPr>
-        <w:t>прізвище</w:t>
-      </w:r>
-      <w:proofErr w:type="spellEnd"/>
-      <w:r>
-        <w:rPr>
-          <w:sz w:val="20"/>
-          <w:szCs w:val="20"/>
-          <w:lang w:val="ru-RU"/>
-        </w:rPr>
-        <w:t>)</w:t>
+        <w:t xml:space="preserve">   ( прізвище)</w:t>
       </w:r>
     </w:p>
     <w:p>
@@ -813,7 +621,6 @@
         </w:rPr>
         <w:t xml:space="preserve">с. </w:t>
       </w:r>
-      <w:proofErr w:type="spellStart"/>
       <w:r>
         <w:rPr>
           <w:b/>
@@ -825,7 +632,6 @@
         </w:rPr>
         <w:t>Нас.пункт</w:t>
       </w:r>
-      <w:proofErr w:type="spellEnd"/>
       <w:r>
         <w:rPr>
           <w:b/>
@@ -835,9 +641,8 @@
           <w:u w:val="single"/>
           <w:lang w:val="ru-RU"/>
         </w:rPr>
-        <w:t xml:space="preserve">   </w:t>
-      </w:r>
-      <w:proofErr w:type="spellStart"/>
+        <w:t xml:space="preserve">   вул. </w:t>
+      </w:r>
       <w:r>
         <w:rPr>
           <w:b/>
@@ -847,9 +652,8 @@
           <w:u w:val="single"/>
           <w:lang w:val="ru-RU"/>
         </w:rPr>
-        <w:t>вул</w:t>
-      </w:r>
-      <w:proofErr w:type="spellEnd"/>
+        <w:t>Вулиця</w:t>
+      </w:r>
       <w:r>
         <w:rPr>
           <w:b/>
@@ -859,9 +663,8 @@
           <w:u w:val="single"/>
           <w:lang w:val="ru-RU"/>
         </w:rPr>
-        <w:t xml:space="preserve">. </w:t>
-      </w:r>
-      <w:proofErr w:type="spellStart"/>
+        <w:t xml:space="preserve">, </w:t>
+      </w:r>
       <w:r>
         <w:rPr>
           <w:b/>
@@ -871,9 +674,8 @@
           <w:u w:val="single"/>
           <w:lang w:val="ru-RU"/>
         </w:rPr>
-        <w:t>Вулиця</w:t>
-      </w:r>
-      <w:proofErr w:type="spellEnd"/>
+        <w:t>Номер</w:t>
+      </w:r>
       <w:r>
         <w:rPr>
           <w:b/>
@@ -883,28 +685,6 @@
           <w:u w:val="single"/>
           <w:lang w:val="ru-RU"/>
         </w:rPr>
-        <w:t xml:space="preserve">, </w:t>
-      </w:r>
-      <w:r>
-        <w:rPr>
-          <w:b/>
-          <w:i/>
-          <w:sz w:val="22"/>
-          <w:szCs w:val="22"/>
-          <w:u w:val="single"/>
-          <w:lang w:val="ru-RU"/>
-        </w:rPr>
-        <w:t>Номер</w:t>
-      </w:r>
-      <w:r>
-        <w:rPr>
-          <w:b/>
-          <w:i/>
-          <w:sz w:val="22"/>
-          <w:szCs w:val="22"/>
-          <w:u w:val="single"/>
-          <w:lang w:val="ru-RU"/>
-        </w:rPr>
         <w:t xml:space="preserve"> Стрийського  району  Львівської  області</w:t>
       </w:r>
     </w:p>
@@ -923,36 +703,8 @@
           <w:szCs w:val="22"/>
           <w:lang w:val="ru-RU"/>
         </w:rPr>
-        <w:t>про  те ,</w:t>
-      </w:r>
-      <w:proofErr w:type="spellStart"/>
-      <w:r>
-        <w:rPr>
-          <w:sz w:val="22"/>
-          <w:szCs w:val="22"/>
-          <w:lang w:val="ru-RU"/>
-        </w:rPr>
-        <w:t>що</w:t>
-      </w:r>
-      <w:proofErr w:type="spellEnd"/>
-      <w:r>
-        <w:rPr>
-          <w:sz w:val="22"/>
-          <w:szCs w:val="22"/>
-          <w:lang w:val="ru-RU"/>
-        </w:rPr>
-        <w:t xml:space="preserve">  до  складу </w:t>
-      </w:r>
-      <w:proofErr w:type="spellStart"/>
-      <w:r>
-        <w:rPr>
-          <w:sz w:val="22"/>
-          <w:szCs w:val="22"/>
-          <w:lang w:val="ru-RU"/>
-        </w:rPr>
-        <w:t>сім</w:t>
-      </w:r>
-      <w:proofErr w:type="spellEnd"/>
+        <w:t>про  те ,що  до  складу сім</w:t>
+      </w:r>
       <w:r>
         <w:rPr>
           <w:sz w:val="22"/>
@@ -967,27 +719,8 @@
           <w:szCs w:val="22"/>
           <w:lang w:val="ru-RU"/>
         </w:rPr>
-        <w:t>ї  (</w:t>
-      </w:r>
-      <w:proofErr w:type="spellStart"/>
-      <w:r>
-        <w:rPr>
-          <w:sz w:val="22"/>
-          <w:szCs w:val="22"/>
-          <w:lang w:val="ru-RU"/>
-        </w:rPr>
-        <w:t>зареєстрованих</w:t>
-      </w:r>
-      <w:proofErr w:type="spellEnd"/>
-      <w:r>
-        <w:rPr>
-          <w:sz w:val="22"/>
-          <w:szCs w:val="22"/>
-          <w:lang w:val="ru-RU"/>
-        </w:rPr>
-        <w:t>) станом  на  01.</w:t>
-      </w:r>
-      <w:proofErr w:type="spellStart"/>
+        <w:t>ї  (зареєстрованих) станом  на  01.</w:t>
+      </w:r>
       <w:r>
         <w:rPr>
           <w:sz w:val="22"/>
@@ -996,50 +729,29 @@
         </w:rPr>
         <w:t>curentMonth</w:t>
       </w:r>
-      <w:proofErr w:type="spellEnd"/>
-      <w:r>
-        <w:rPr>
-          <w:sz w:val="22"/>
-          <w:szCs w:val="22"/>
-          <w:lang w:val="ru-RU"/>
-        </w:rPr>
-        <w:t xml:space="preserve">.2025 </w:t>
-      </w:r>
-      <w:proofErr w:type="spellStart"/>
-      <w:r>
-        <w:rPr>
-          <w:sz w:val="22"/>
-          <w:szCs w:val="22"/>
-          <w:lang w:val="ru-RU"/>
-        </w:rPr>
-        <w:t>рік</w:t>
-      </w:r>
-      <w:proofErr w:type="spellEnd"/>
-      <w:r>
-        <w:rPr>
-          <w:sz w:val="22"/>
-          <w:szCs w:val="22"/>
-          <w:lang w:val="ru-RU"/>
-        </w:rPr>
-        <w:t xml:space="preserve">  </w:t>
-      </w:r>
-      <w:proofErr w:type="spellStart"/>
-      <w:r>
-        <w:rPr>
-          <w:sz w:val="22"/>
-          <w:szCs w:val="22"/>
-          <w:lang w:val="ru-RU"/>
-        </w:rPr>
-        <w:t>входять</w:t>
-      </w:r>
-      <w:proofErr w:type="spellEnd"/>
-      <w:r>
-        <w:rPr>
-          <w:sz w:val="22"/>
-          <w:szCs w:val="22"/>
-          <w:lang w:val="ru-RU"/>
-        </w:rPr>
-        <w:t>:</w:t>
+      <w:r>
+        <w:rPr>
+          <w:sz w:val="22"/>
+          <w:szCs w:val="22"/>
+          <w:lang w:val="ru-RU"/>
+        </w:rPr>
+        <w:t>.</w:t>
+      </w:r>
+      <w:r>
+        <w:rPr>
+          <w:sz w:val="22"/>
+          <w:szCs w:val="22"/>
+          <w:lang w:val="en-US"/>
+        </w:rPr>
+        <w:t>curentYear</w:t>
+      </w:r>
+      <w:r>
+        <w:rPr>
+          <w:sz w:val="22"/>
+          <w:szCs w:val="22"/>
+          <w:lang w:val="ru-RU"/>
+        </w:rPr>
+        <w:t xml:space="preserve"> рік  входять:</w:t>
       </w:r>
     </w:p>
     <w:tbl>
@@ -1111,34 +823,14 @@
                 <w:lang w:val="ru-RU"/>
               </w:rPr>
             </w:pPr>
-            <w:proofErr w:type="spellStart"/>
             <w:r>
               <w:rPr>
                 <w:sz w:val="20"/>
                 <w:szCs w:val="20"/>
                 <w:lang w:val="ru-RU"/>
               </w:rPr>
-              <w:t>Прізвище,ім»я,по</w:t>
+              <w:t>Прізвище,ім»я,по батькові</w:t>
             </w:r>
-            <w:proofErr w:type="spellEnd"/>
-            <w:r>
-              <w:rPr>
-                <w:sz w:val="20"/>
-                <w:szCs w:val="20"/>
-                <w:lang w:val="ru-RU"/>
-              </w:rPr>
-              <w:t xml:space="preserve"> </w:t>
-            </w:r>
-            <w:proofErr w:type="spellStart"/>
-            <w:r>
-              <w:rPr>
-                <w:sz w:val="20"/>
-                <w:szCs w:val="20"/>
-                <w:lang w:val="ru-RU"/>
-              </w:rPr>
-              <w:t>батькові</w:t>
-            </w:r>
-            <w:proofErr w:type="spellEnd"/>
           </w:p>
         </w:tc>
         <w:tc>
@@ -1160,52 +852,14 @@
                 <w:lang w:val="ru-RU"/>
               </w:rPr>
             </w:pPr>
-            <w:proofErr w:type="spellStart"/>
             <w:r>
               <w:rPr>
                 <w:sz w:val="20"/>
                 <w:szCs w:val="20"/>
                 <w:lang w:val="ru-RU"/>
               </w:rPr>
-              <w:t>Відношення</w:t>
+              <w:t>Відношення  до власника/наймача</w:t>
             </w:r>
-            <w:proofErr w:type="spellEnd"/>
-            <w:r>
-              <w:rPr>
-                <w:sz w:val="20"/>
-                <w:szCs w:val="20"/>
-                <w:lang w:val="ru-RU"/>
-              </w:rPr>
-              <w:t xml:space="preserve">  до </w:t>
-            </w:r>
-            <w:proofErr w:type="spellStart"/>
-            <w:r>
-              <w:rPr>
-                <w:sz w:val="20"/>
-                <w:szCs w:val="20"/>
-                <w:lang w:val="ru-RU"/>
-              </w:rPr>
-              <w:t>власника</w:t>
-            </w:r>
-            <w:proofErr w:type="spellEnd"/>
-            <w:r>
-              <w:rPr>
-                <w:sz w:val="20"/>
-                <w:szCs w:val="20"/>
-                <w:lang w:val="ru-RU"/>
-              </w:rPr>
-              <w:t>/</w:t>
-            </w:r>
-            <w:proofErr w:type="spellStart"/>
-            <w:r>
-              <w:rPr>
-                <w:sz w:val="20"/>
-                <w:szCs w:val="20"/>
-                <w:lang w:val="ru-RU"/>
-              </w:rPr>
-              <w:t>наймача</w:t>
-            </w:r>
-            <w:proofErr w:type="spellEnd"/>
           </w:p>
         </w:tc>
         <w:tc>
@@ -1233,18 +887,8 @@
                 <w:szCs w:val="20"/>
                 <w:lang w:val="ru-RU"/>
               </w:rPr>
-              <w:t xml:space="preserve">Дата </w:t>
+              <w:t>Дата народження</w:t>
             </w:r>
-            <w:proofErr w:type="spellStart"/>
-            <w:r>
-              <w:rPr>
-                <w:sz w:val="20"/>
-                <w:szCs w:val="20"/>
-                <w:lang w:val="ru-RU"/>
-              </w:rPr>
-              <w:t>народження</w:t>
-            </w:r>
-            <w:proofErr w:type="spellEnd"/>
           </w:p>
         </w:tc>
         <w:tc>
@@ -1272,54 +916,8 @@
                 <w:szCs w:val="20"/>
                 <w:lang w:val="ru-RU"/>
               </w:rPr>
-              <w:t xml:space="preserve">№паспорта </w:t>
+              <w:t>№паспорта або свідоцтва про народження</w:t>
             </w:r>
-            <w:proofErr w:type="spellStart"/>
-            <w:r>
-              <w:rPr>
-                <w:sz w:val="20"/>
-                <w:szCs w:val="20"/>
-                <w:lang w:val="ru-RU"/>
-              </w:rPr>
-              <w:t>або</w:t>
-            </w:r>
-            <w:proofErr w:type="spellEnd"/>
-            <w:r>
-              <w:rPr>
-                <w:sz w:val="20"/>
-                <w:szCs w:val="20"/>
-                <w:lang w:val="ru-RU"/>
-              </w:rPr>
-              <w:t xml:space="preserve"> </w:t>
-            </w:r>
-            <w:proofErr w:type="spellStart"/>
-            <w:r>
-              <w:rPr>
-                <w:sz w:val="20"/>
-                <w:szCs w:val="20"/>
-                <w:lang w:val="ru-RU"/>
-              </w:rPr>
-              <w:t>свідоцтва</w:t>
-            </w:r>
-            <w:proofErr w:type="spellEnd"/>
-            <w:r>
-              <w:rPr>
-                <w:sz w:val="20"/>
-                <w:szCs w:val="20"/>
-                <w:lang w:val="ru-RU"/>
-              </w:rPr>
-              <w:t xml:space="preserve"> про </w:t>
-            </w:r>
-            <w:proofErr w:type="spellStart"/>
-            <w:r>
-              <w:rPr>
-                <w:sz w:val="20"/>
-                <w:szCs w:val="20"/>
-                <w:lang w:val="ru-RU"/>
-              </w:rPr>
-              <w:t>народження</w:t>
-            </w:r>
-            <w:proofErr w:type="spellEnd"/>
           </w:p>
         </w:tc>
       </w:tr>
@@ -1410,14 +1008,12 @@
                 <w:lang w:val="ru-RU"/>
               </w:rPr>
             </w:pPr>
-            <w:proofErr w:type="spellStart"/>
             <w:r>
               <w:rPr>
                 <w:lang w:val="ru-RU"/>
               </w:rPr>
               <w:t>заявник</w:t>
             </w:r>
-            <w:proofErr w:type="spellEnd"/>
           </w:p>
         </w:tc>
         <w:tc>
@@ -1473,21 +1069,12 @@
           <w:lang w:val="ru-RU"/>
         </w:rPr>
       </w:pPr>
-      <w:proofErr w:type="spellStart"/>
-      <w:r>
-        <w:rPr>
-          <w:lang w:val="ru-RU"/>
-        </w:rPr>
-        <w:t>Всього</w:t>
-      </w:r>
-      <w:proofErr w:type="spellEnd"/>
-      <w:r>
-        <w:rPr>
-          <w:lang w:val="ru-RU"/>
-        </w:rPr>
-        <w:t xml:space="preserve"> :   </w:t>
-      </w:r>
-      <w:proofErr w:type="spellStart"/>
+      <w:r>
+        <w:rPr>
+          <w:lang w:val="ru-RU"/>
+        </w:rPr>
+        <w:t xml:space="preserve">Всього :   </w:t>
+      </w:r>
       <w:r>
         <w:rPr>
           <w:u w:val="single"/>
@@ -1495,7 +1082,6 @@
         </w:rPr>
         <w:t>Кількість</w:t>
       </w:r>
-      <w:proofErr w:type="spellEnd"/>
       <w:r>
         <w:rPr>
           <w:u w:val="single"/>
@@ -1503,7 +1089,6 @@
         </w:rPr>
         <w:t xml:space="preserve">   </w:t>
       </w:r>
-      <w:proofErr w:type="spellStart"/>
       <w:r>
         <w:rPr>
           <w:u w:val="single"/>
@@ -1511,7 +1096,6 @@
         </w:rPr>
         <w:t>Кільк.Прописом</w:t>
       </w:r>
-      <w:proofErr w:type="spellEnd"/>
       <w:r>
         <w:rPr>
           <w:u w:val="single"/>
@@ -1547,79 +1131,25 @@
           <w:szCs w:val="16"/>
           <w:lang w:val="ru-RU"/>
         </w:rPr>
-        <w:t xml:space="preserve">(цифрами та </w:t>
-      </w:r>
-      <w:proofErr w:type="spellStart"/>
-      <w:r>
-        <w:rPr>
-          <w:sz w:val="16"/>
-          <w:szCs w:val="16"/>
-          <w:lang w:val="ru-RU"/>
-        </w:rPr>
-        <w:t>прописом</w:t>
-      </w:r>
-      <w:proofErr w:type="spellEnd"/>
-      <w:r>
-        <w:rPr>
-          <w:sz w:val="16"/>
-          <w:szCs w:val="16"/>
-          <w:lang w:val="ru-RU"/>
-        </w:rPr>
-        <w:t>)</w:t>
-      </w:r>
-    </w:p>
-    <w:p>
-      <w:pPr>
-        <w:jc w:val="both"/>
-        <w:rPr>
-          <w:sz w:val="22"/>
-          <w:szCs w:val="22"/>
-          <w:lang w:val="ru-RU"/>
-        </w:rPr>
-      </w:pPr>
-      <w:r>
-        <w:rPr>
-          <w:sz w:val="22"/>
-          <w:szCs w:val="22"/>
-          <w:lang w:val="ru-RU"/>
-        </w:rPr>
-        <w:t xml:space="preserve">2.форма </w:t>
-      </w:r>
-      <w:proofErr w:type="spellStart"/>
-      <w:r>
-        <w:rPr>
-          <w:sz w:val="22"/>
-          <w:szCs w:val="22"/>
-          <w:lang w:val="ru-RU"/>
-        </w:rPr>
-        <w:t>власності</w:t>
-      </w:r>
-      <w:proofErr w:type="spellEnd"/>
-      <w:r>
-        <w:rPr>
-          <w:sz w:val="22"/>
-          <w:szCs w:val="22"/>
-          <w:lang w:val="ru-RU"/>
-        </w:rPr>
-        <w:t xml:space="preserve"> </w:t>
-      </w:r>
-      <w:proofErr w:type="spellStart"/>
-      <w:r>
-        <w:rPr>
-          <w:sz w:val="22"/>
-          <w:szCs w:val="22"/>
-          <w:lang w:val="ru-RU"/>
-        </w:rPr>
-        <w:t>житла</w:t>
-      </w:r>
-      <w:proofErr w:type="spellEnd"/>
-      <w:r>
-        <w:rPr>
-          <w:sz w:val="22"/>
-          <w:szCs w:val="22"/>
-          <w:lang w:val="ru-RU"/>
-        </w:rPr>
-        <w:t xml:space="preserve"> (обвести)</w:t>
+        <w:t>(цифрами та прописом)</w:t>
+      </w:r>
+    </w:p>
+    <w:p>
+      <w:pPr>
+        <w:jc w:val="both"/>
+        <w:rPr>
+          <w:sz w:val="22"/>
+          <w:szCs w:val="22"/>
+          <w:lang w:val="ru-RU"/>
+        </w:rPr>
+      </w:pPr>
+      <w:r>
+        <w:rPr>
+          <w:sz w:val="22"/>
+          <w:szCs w:val="22"/>
+          <w:lang w:val="ru-RU"/>
+        </w:rPr>
+        <w:t>2.форма власності житла (обвести)</w:t>
       </w:r>
     </w:p>
     <w:tbl>
@@ -1663,7 +1193,6 @@
                 <w:lang w:val="ru-RU"/>
               </w:rPr>
             </w:pPr>
-            <w:proofErr w:type="spellStart"/>
             <w:r>
               <w:rPr>
                 <w:sz w:val="22"/>
@@ -1672,7 +1201,6 @@
               </w:rPr>
               <w:t>місц.Рад</w:t>
             </w:r>
-            <w:proofErr w:type="spellEnd"/>
           </w:p>
         </w:tc>
         <w:tc>
@@ -1694,7 +1222,6 @@
                 <w:lang w:val="ru-RU"/>
               </w:rPr>
             </w:pPr>
-            <w:proofErr w:type="spellStart"/>
             <w:r>
               <w:rPr>
                 <w:sz w:val="22"/>
@@ -1703,7 +1230,6 @@
               </w:rPr>
               <w:t>відомча</w:t>
             </w:r>
-            <w:proofErr w:type="spellEnd"/>
           </w:p>
         </w:tc>
         <w:tc>
@@ -1725,7 +1251,6 @@
                 <w:lang w:val="ru-RU"/>
               </w:rPr>
             </w:pPr>
-            <w:proofErr w:type="spellStart"/>
             <w:r>
               <w:rPr>
                 <w:sz w:val="22"/>
@@ -1734,7 +1259,6 @@
               </w:rPr>
               <w:t>громадська</w:t>
             </w:r>
-            <w:proofErr w:type="spellEnd"/>
           </w:p>
         </w:tc>
         <w:tc>
@@ -1814,7 +1338,6 @@
                 <w:lang w:val="ru-RU"/>
               </w:rPr>
             </w:pPr>
-            <w:proofErr w:type="spellStart"/>
             <w:r>
               <w:rPr>
                 <w:sz w:val="22"/>
@@ -1823,7 +1346,6 @@
               </w:rPr>
               <w:t>приватизована</w:t>
             </w:r>
-            <w:proofErr w:type="spellEnd"/>
           </w:p>
         </w:tc>
       </w:tr>
@@ -1843,40 +1365,15 @@
           <w:szCs w:val="22"/>
           <w:lang w:val="ru-RU"/>
         </w:rPr>
-        <w:t xml:space="preserve">3.Загальна  </w:t>
-      </w:r>
-      <w:proofErr w:type="spellStart"/>
-      <w:r>
-        <w:rPr>
-          <w:sz w:val="22"/>
-          <w:szCs w:val="22"/>
-          <w:lang w:val="ru-RU"/>
-        </w:rPr>
-        <w:t>площа</w:t>
-      </w:r>
-      <w:proofErr w:type="spellEnd"/>
-      <w:r>
-        <w:rPr>
-          <w:sz w:val="22"/>
-          <w:szCs w:val="22"/>
-          <w:lang w:val="ru-RU"/>
-        </w:rPr>
-        <w:t xml:space="preserve">  </w:t>
-      </w:r>
-      <w:proofErr w:type="spellStart"/>
-      <w:r>
-        <w:rPr>
-          <w:sz w:val="22"/>
-          <w:szCs w:val="22"/>
-          <w:lang w:val="ru-RU"/>
-        </w:rPr>
-        <w:t>квартири</w:t>
-      </w:r>
-      <w:proofErr w:type="spellEnd"/>
-      <w:r>
-        <w:rPr>
-          <w:sz w:val="22"/>
-          <w:szCs w:val="22"/>
+        <w:t xml:space="preserve">3.Загальна  площа  квартири </w:t>
+      </w:r>
+      <w:r>
+        <w:rPr>
+          <w:b/>
+          <w:i/>
+          <w:sz w:val="22"/>
+          <w:szCs w:val="22"/>
+          <w:u w:val="single"/>
           <w:lang w:val="ru-RU"/>
         </w:rPr>
         <w:t xml:space="preserve"> </w:t>
@@ -1890,21 +1387,8 @@
           <w:u w:val="single"/>
           <w:lang w:val="ru-RU"/>
         </w:rPr>
-        <w:t xml:space="preserve"> </w:t>
-      </w:r>
-      <w:proofErr w:type="spellStart"/>
-      <w:r>
-        <w:rPr>
-          <w:b/>
-          <w:i/>
-          <w:sz w:val="22"/>
-          <w:szCs w:val="22"/>
-          <w:u w:val="single"/>
-          <w:lang w:val="ru-RU"/>
-        </w:rPr>
         <w:t>Заг.Площа</w:t>
       </w:r>
-      <w:proofErr w:type="spellEnd"/>
       <w:r>
         <w:rPr>
           <w:b/>
@@ -1944,43 +1428,7 @@
           <w:szCs w:val="22"/>
           <w:lang w:val="ru-RU"/>
         </w:rPr>
-        <w:t xml:space="preserve">та в межах  </w:t>
-      </w:r>
-      <w:proofErr w:type="spellStart"/>
-      <w:r>
-        <w:rPr>
-          <w:sz w:val="22"/>
-          <w:szCs w:val="22"/>
-          <w:lang w:val="ru-RU"/>
-        </w:rPr>
-        <w:t>санітарної</w:t>
-      </w:r>
-      <w:proofErr w:type="spellEnd"/>
-      <w:r>
-        <w:rPr>
-          <w:sz w:val="22"/>
-          <w:szCs w:val="22"/>
-          <w:lang w:val="ru-RU"/>
-        </w:rPr>
-        <w:t xml:space="preserve">  </w:t>
-      </w:r>
-      <w:proofErr w:type="spellStart"/>
-      <w:r>
-        <w:rPr>
-          <w:sz w:val="22"/>
-          <w:szCs w:val="22"/>
-          <w:lang w:val="ru-RU"/>
-        </w:rPr>
-        <w:t>норми</w:t>
-      </w:r>
-      <w:proofErr w:type="spellEnd"/>
-      <w:r>
-        <w:rPr>
-          <w:sz w:val="22"/>
-          <w:szCs w:val="22"/>
-          <w:lang w:val="ru-RU"/>
-        </w:rPr>
-        <w:t xml:space="preserve">  ____м</w:t>
+        <w:t>та в межах  санітарної  норми  ____м</w:t>
       </w:r>
       <w:r>
         <w:rPr>
@@ -1989,539 +1437,187 @@
           <w:vertAlign w:val="superscript"/>
           <w:lang w:val="ru-RU"/>
         </w:rPr>
-        <w:t>2(</w:t>
-      </w:r>
-      <w:proofErr w:type="spellStart"/>
-      <w:r>
-        <w:rPr>
-          <w:sz w:val="22"/>
-          <w:szCs w:val="22"/>
-          <w:vertAlign w:val="superscript"/>
-          <w:lang w:val="ru-RU"/>
-        </w:rPr>
-        <w:t>житлова</w:t>
-      </w:r>
-      <w:proofErr w:type="spellEnd"/>
-      <w:r>
-        <w:rPr>
-          <w:sz w:val="22"/>
-          <w:szCs w:val="22"/>
-          <w:vertAlign w:val="superscript"/>
-          <w:lang w:val="ru-RU"/>
-        </w:rPr>
-        <w:t xml:space="preserve"> </w:t>
-      </w:r>
-      <w:proofErr w:type="spellStart"/>
-      <w:r>
-        <w:rPr>
-          <w:sz w:val="22"/>
-          <w:szCs w:val="22"/>
-          <w:vertAlign w:val="superscript"/>
-          <w:lang w:val="ru-RU"/>
-        </w:rPr>
-        <w:t>площа</w:t>
-      </w:r>
-      <w:proofErr w:type="spellEnd"/>
-      <w:r>
-        <w:rPr>
-          <w:sz w:val="22"/>
-          <w:szCs w:val="22"/>
-          <w:vertAlign w:val="superscript"/>
-          <w:lang w:val="ru-RU"/>
-        </w:rPr>
-        <w:t>)</w:t>
-      </w:r>
-    </w:p>
-    <w:p>
-      <w:pPr>
-        <w:jc w:val="both"/>
-        <w:rPr>
-          <w:sz w:val="22"/>
-          <w:szCs w:val="22"/>
-          <w:lang w:val="ru-RU"/>
-        </w:rPr>
-      </w:pPr>
-      <w:r>
-        <w:rPr>
-          <w:sz w:val="22"/>
-          <w:szCs w:val="22"/>
-          <w:lang w:val="ru-RU"/>
-        </w:rPr>
-        <w:t xml:space="preserve">4.Наявність  </w:t>
-      </w:r>
-      <w:proofErr w:type="spellStart"/>
-      <w:r>
-        <w:rPr>
-          <w:sz w:val="22"/>
-          <w:szCs w:val="22"/>
-          <w:lang w:val="ru-RU"/>
-        </w:rPr>
-        <w:t>пільг</w:t>
-      </w:r>
-      <w:proofErr w:type="spellEnd"/>
-      <w:r>
-        <w:rPr>
-          <w:sz w:val="22"/>
-          <w:szCs w:val="22"/>
-          <w:lang w:val="ru-RU"/>
-        </w:rPr>
-        <w:t>_______________________________________________(</w:t>
-      </w:r>
-      <w:proofErr w:type="spellStart"/>
-      <w:r>
-        <w:rPr>
-          <w:sz w:val="22"/>
-          <w:szCs w:val="22"/>
-          <w:lang w:val="ru-RU"/>
-        </w:rPr>
-        <w:t>підстава</w:t>
-      </w:r>
-      <w:proofErr w:type="spellEnd"/>
-      <w:r>
-        <w:rPr>
-          <w:sz w:val="22"/>
-          <w:szCs w:val="22"/>
-          <w:lang w:val="ru-RU"/>
-        </w:rPr>
-        <w:t xml:space="preserve"> та величина в)%</w:t>
-      </w:r>
-    </w:p>
-    <w:p>
-      <w:pPr>
-        <w:jc w:val="both"/>
-        <w:rPr>
-          <w:sz w:val="22"/>
-          <w:szCs w:val="22"/>
-          <w:lang w:val="ru-RU"/>
-        </w:rPr>
-      </w:pPr>
-      <w:r>
-        <w:rPr>
-          <w:sz w:val="22"/>
-          <w:szCs w:val="22"/>
-          <w:lang w:val="ru-RU"/>
-        </w:rPr>
-        <w:t xml:space="preserve">5.Розмір  плати  за </w:t>
-      </w:r>
-      <w:proofErr w:type="spellStart"/>
-      <w:r>
-        <w:rPr>
-          <w:sz w:val="22"/>
-          <w:szCs w:val="22"/>
-          <w:lang w:val="ru-RU"/>
-        </w:rPr>
-        <w:t>житлово-комунальні</w:t>
-      </w:r>
-      <w:proofErr w:type="spellEnd"/>
-      <w:r>
-        <w:rPr>
-          <w:sz w:val="22"/>
-          <w:szCs w:val="22"/>
-          <w:lang w:val="ru-RU"/>
-        </w:rPr>
-        <w:t xml:space="preserve">  </w:t>
-      </w:r>
-      <w:proofErr w:type="spellStart"/>
-      <w:r>
-        <w:rPr>
-          <w:sz w:val="22"/>
-          <w:szCs w:val="22"/>
-          <w:lang w:val="ru-RU"/>
-        </w:rPr>
-        <w:t>послуги</w:t>
-      </w:r>
-      <w:proofErr w:type="spellEnd"/>
-      <w:r>
-        <w:rPr>
-          <w:sz w:val="22"/>
-          <w:szCs w:val="22"/>
-          <w:lang w:val="ru-RU"/>
-        </w:rPr>
-        <w:t xml:space="preserve">  з </w:t>
-      </w:r>
-      <w:proofErr w:type="spellStart"/>
-      <w:r>
-        <w:rPr>
-          <w:sz w:val="22"/>
-          <w:szCs w:val="22"/>
-          <w:lang w:val="ru-RU"/>
-        </w:rPr>
-        <w:t>урахуванням</w:t>
-      </w:r>
-      <w:proofErr w:type="spellEnd"/>
-    </w:p>
-    <w:p>
-      <w:pPr>
-        <w:jc w:val="both"/>
-        <w:rPr>
-          <w:sz w:val="22"/>
-          <w:szCs w:val="22"/>
-          <w:lang w:val="ru-RU"/>
-        </w:rPr>
-      </w:pPr>
-      <w:proofErr w:type="spellStart"/>
-      <w:r>
-        <w:rPr>
-          <w:sz w:val="22"/>
-          <w:szCs w:val="22"/>
-          <w:lang w:val="ru-RU"/>
-        </w:rPr>
-        <w:t>Пільг</w:t>
-      </w:r>
-      <w:proofErr w:type="spellEnd"/>
-      <w:r>
-        <w:rPr>
-          <w:sz w:val="22"/>
-          <w:szCs w:val="22"/>
-          <w:lang w:val="ru-RU"/>
-        </w:rPr>
-        <w:t xml:space="preserve"> (БЕЗ  ВРАХУВАННЯ  СУБСИДІЙ)                             -К ____________________________грн.</w:t>
-      </w:r>
-    </w:p>
-    <w:p>
-      <w:pPr>
-        <w:jc w:val="both"/>
-        <w:rPr>
-          <w:sz w:val="22"/>
-          <w:szCs w:val="22"/>
-          <w:lang w:val="ru-RU"/>
-        </w:rPr>
-      </w:pPr>
-      <w:r>
-        <w:rPr>
-          <w:sz w:val="22"/>
-          <w:szCs w:val="22"/>
-          <w:lang w:val="ru-RU"/>
-        </w:rPr>
-        <w:t xml:space="preserve">6.Вартість  плати за </w:t>
-      </w:r>
-      <w:proofErr w:type="spellStart"/>
-      <w:r>
-        <w:rPr>
-          <w:sz w:val="22"/>
-          <w:szCs w:val="22"/>
-          <w:lang w:val="ru-RU"/>
-        </w:rPr>
-        <w:t>житлово-комунальні</w:t>
-      </w:r>
-      <w:proofErr w:type="spellEnd"/>
-      <w:r>
-        <w:rPr>
-          <w:sz w:val="22"/>
-          <w:szCs w:val="22"/>
-          <w:lang w:val="ru-RU"/>
-        </w:rPr>
-        <w:t xml:space="preserve"> </w:t>
-      </w:r>
-      <w:proofErr w:type="spellStart"/>
-      <w:r>
-        <w:rPr>
-          <w:sz w:val="22"/>
-          <w:szCs w:val="22"/>
-          <w:lang w:val="ru-RU"/>
-        </w:rPr>
-        <w:t>послуги</w:t>
-      </w:r>
-      <w:proofErr w:type="spellEnd"/>
-      <w:r>
-        <w:rPr>
-          <w:sz w:val="22"/>
-          <w:szCs w:val="22"/>
-          <w:lang w:val="ru-RU"/>
-        </w:rPr>
-        <w:t xml:space="preserve"> з </w:t>
-      </w:r>
-      <w:proofErr w:type="spellStart"/>
-      <w:r>
-        <w:rPr>
-          <w:sz w:val="22"/>
-          <w:szCs w:val="22"/>
-          <w:lang w:val="ru-RU"/>
-        </w:rPr>
-        <w:t>урахіванням</w:t>
-      </w:r>
-      <w:proofErr w:type="spellEnd"/>
-    </w:p>
-    <w:p>
-      <w:pPr>
-        <w:jc w:val="both"/>
-        <w:rPr>
-          <w:sz w:val="22"/>
-          <w:szCs w:val="22"/>
-          <w:lang w:val="ru-RU"/>
-        </w:rPr>
-      </w:pPr>
-      <w:proofErr w:type="spellStart"/>
-      <w:r>
-        <w:rPr>
-          <w:sz w:val="22"/>
-          <w:szCs w:val="22"/>
-          <w:lang w:val="ru-RU"/>
-        </w:rPr>
-        <w:t>Пільг</w:t>
-      </w:r>
-      <w:proofErr w:type="spellEnd"/>
-      <w:r>
-        <w:rPr>
-          <w:sz w:val="22"/>
-          <w:szCs w:val="22"/>
-          <w:lang w:val="ru-RU"/>
-        </w:rPr>
-        <w:t xml:space="preserve"> у (МЕЖАХ НОРМ  СПОЖИВАННЯ)                          -</w:t>
-      </w:r>
-      <w:proofErr w:type="spellStart"/>
-      <w:r>
-        <w:rPr>
-          <w:sz w:val="22"/>
-          <w:szCs w:val="22"/>
-          <w:lang w:val="ru-RU"/>
-        </w:rPr>
-        <w:t>М___________________________грн</w:t>
-      </w:r>
-      <w:proofErr w:type="spellEnd"/>
-      <w:r>
-        <w:rPr>
-          <w:sz w:val="22"/>
-          <w:szCs w:val="22"/>
-          <w:lang w:val="ru-RU"/>
-        </w:rPr>
-        <w:t>.</w:t>
-      </w:r>
-    </w:p>
-    <w:p>
-      <w:pPr>
-        <w:jc w:val="both"/>
-        <w:rPr>
-          <w:sz w:val="22"/>
-          <w:szCs w:val="22"/>
-          <w:lang w:val="ru-RU"/>
-        </w:rPr>
-      </w:pPr>
-      <w:r>
-        <w:rPr>
-          <w:sz w:val="22"/>
-          <w:szCs w:val="22"/>
-          <w:lang w:val="ru-RU"/>
-        </w:rPr>
-        <w:t xml:space="preserve">7.Заборгованість по </w:t>
-      </w:r>
-      <w:proofErr w:type="spellStart"/>
-      <w:r>
-        <w:rPr>
-          <w:sz w:val="22"/>
-          <w:szCs w:val="22"/>
-          <w:lang w:val="ru-RU"/>
-        </w:rPr>
-        <w:t>квартплаті</w:t>
-      </w:r>
-      <w:proofErr w:type="spellEnd"/>
-      <w:r>
-        <w:rPr>
-          <w:sz w:val="22"/>
-          <w:szCs w:val="22"/>
-          <w:lang w:val="ru-RU"/>
-        </w:rPr>
-        <w:t>________________________ грн. за____________________</w:t>
-      </w:r>
-      <w:proofErr w:type="spellStart"/>
-      <w:r>
-        <w:rPr>
-          <w:sz w:val="22"/>
-          <w:szCs w:val="22"/>
-          <w:lang w:val="ru-RU"/>
-        </w:rPr>
-        <w:t>місяців</w:t>
-      </w:r>
-      <w:proofErr w:type="spellEnd"/>
-      <w:r>
-        <w:rPr>
-          <w:sz w:val="22"/>
-          <w:szCs w:val="22"/>
-          <w:lang w:val="ru-RU"/>
-        </w:rPr>
-        <w:t>.</w:t>
-      </w:r>
-    </w:p>
-    <w:p>
-      <w:pPr>
-        <w:jc w:val="both"/>
-        <w:rPr>
-          <w:sz w:val="22"/>
-          <w:szCs w:val="22"/>
-          <w:lang w:val="ru-RU"/>
-        </w:rPr>
-      </w:pPr>
-      <w:r>
-        <w:rPr>
-          <w:sz w:val="22"/>
-          <w:szCs w:val="22"/>
-          <w:lang w:val="ru-RU"/>
-        </w:rPr>
-        <w:t xml:space="preserve">8.Відомості  про  </w:t>
-      </w:r>
-      <w:proofErr w:type="spellStart"/>
-      <w:r>
-        <w:rPr>
-          <w:sz w:val="22"/>
-          <w:szCs w:val="22"/>
-          <w:lang w:val="ru-RU"/>
-        </w:rPr>
-        <w:t>земельні</w:t>
-      </w:r>
-      <w:proofErr w:type="spellEnd"/>
-      <w:r>
-        <w:rPr>
-          <w:sz w:val="22"/>
-          <w:szCs w:val="22"/>
-          <w:lang w:val="ru-RU"/>
-        </w:rPr>
-        <w:t xml:space="preserve"> </w:t>
-      </w:r>
-      <w:proofErr w:type="spellStart"/>
-      <w:r>
-        <w:rPr>
-          <w:sz w:val="22"/>
-          <w:szCs w:val="22"/>
-          <w:lang w:val="ru-RU"/>
-        </w:rPr>
-        <w:t>ділянки</w:t>
-      </w:r>
-      <w:proofErr w:type="spellEnd"/>
-    </w:p>
-    <w:p>
-      <w:pPr>
-        <w:jc w:val="both"/>
-        <w:rPr>
-          <w:sz w:val="22"/>
-          <w:szCs w:val="22"/>
-          <w:lang w:val="ru-RU"/>
-        </w:rPr>
-      </w:pPr>
-      <w:proofErr w:type="spellStart"/>
-      <w:r>
-        <w:rPr>
-          <w:sz w:val="22"/>
-          <w:szCs w:val="22"/>
-          <w:lang w:val="ru-RU"/>
-        </w:rPr>
-        <w:t>надані</w:t>
-      </w:r>
-      <w:proofErr w:type="spellEnd"/>
-      <w:r>
-        <w:rPr>
-          <w:sz w:val="22"/>
-          <w:szCs w:val="22"/>
-          <w:lang w:val="ru-RU"/>
-        </w:rPr>
-        <w:t xml:space="preserve"> для потреб  : (га)                                  а)</w:t>
-      </w:r>
-      <w:proofErr w:type="spellStart"/>
-      <w:r>
-        <w:rPr>
-          <w:sz w:val="22"/>
-          <w:szCs w:val="22"/>
-          <w:lang w:val="ru-RU"/>
-        </w:rPr>
-        <w:t>городництва</w:t>
-      </w:r>
-      <w:proofErr w:type="spellEnd"/>
-      <w:r>
-        <w:rPr>
-          <w:sz w:val="22"/>
-          <w:szCs w:val="22"/>
-          <w:lang w:val="ru-RU"/>
-        </w:rPr>
-        <w:t xml:space="preserve"> -  ------------- (га)</w:t>
-      </w:r>
-    </w:p>
-    <w:p>
-      <w:pPr>
-        <w:jc w:val="both"/>
-        <w:rPr>
-          <w:sz w:val="22"/>
-          <w:szCs w:val="22"/>
-          <w:lang w:val="ru-RU"/>
-        </w:rPr>
-      </w:pPr>
-      <w:r>
-        <w:rPr>
-          <w:sz w:val="22"/>
-          <w:szCs w:val="22"/>
-          <w:lang w:val="ru-RU"/>
-        </w:rPr>
-        <w:t xml:space="preserve">                                                                            б)</w:t>
-      </w:r>
-      <w:proofErr w:type="spellStart"/>
-      <w:r>
-        <w:rPr>
-          <w:sz w:val="22"/>
-          <w:szCs w:val="22"/>
-          <w:lang w:val="ru-RU"/>
-        </w:rPr>
-        <w:t>сінокосіння</w:t>
-      </w:r>
-      <w:proofErr w:type="spellEnd"/>
-      <w:r>
-        <w:rPr>
-          <w:sz w:val="22"/>
-          <w:szCs w:val="22"/>
-          <w:lang w:val="ru-RU"/>
-        </w:rPr>
-        <w:t xml:space="preserve">    -  -----------(га)</w:t>
-      </w:r>
-    </w:p>
-    <w:p>
-      <w:pPr>
-        <w:jc w:val="both"/>
-        <w:rPr>
-          <w:sz w:val="22"/>
-          <w:szCs w:val="22"/>
-          <w:lang w:val="ru-RU"/>
-        </w:rPr>
-      </w:pPr>
-      <w:r>
-        <w:rPr>
-          <w:sz w:val="22"/>
-          <w:szCs w:val="22"/>
-          <w:lang w:val="ru-RU"/>
-        </w:rPr>
-        <w:t xml:space="preserve">                                                                            в)</w:t>
-      </w:r>
-      <w:proofErr w:type="spellStart"/>
-      <w:r>
-        <w:rPr>
-          <w:sz w:val="22"/>
-          <w:szCs w:val="22"/>
-          <w:lang w:val="ru-RU"/>
-        </w:rPr>
-        <w:t>випасання</w:t>
-      </w:r>
-      <w:proofErr w:type="spellEnd"/>
-      <w:r>
-        <w:rPr>
-          <w:sz w:val="22"/>
-          <w:szCs w:val="22"/>
-          <w:lang w:val="ru-RU"/>
-        </w:rPr>
-        <w:t xml:space="preserve"> </w:t>
-      </w:r>
-      <w:proofErr w:type="spellStart"/>
-      <w:r>
-        <w:rPr>
-          <w:sz w:val="22"/>
-          <w:szCs w:val="22"/>
-          <w:lang w:val="ru-RU"/>
-        </w:rPr>
-        <w:t>худоби</w:t>
-      </w:r>
-      <w:proofErr w:type="spellEnd"/>
-      <w:r>
-        <w:rPr>
-          <w:sz w:val="22"/>
-          <w:szCs w:val="22"/>
-          <w:lang w:val="ru-RU"/>
-        </w:rPr>
-        <w:t xml:space="preserve"> - ------(га)</w:t>
+        <w:t>2(житлова площа)</w:t>
+      </w:r>
+    </w:p>
+    <w:p>
+      <w:pPr>
+        <w:jc w:val="both"/>
+        <w:rPr>
+          <w:sz w:val="22"/>
+          <w:szCs w:val="22"/>
+          <w:lang w:val="ru-RU"/>
+        </w:rPr>
+      </w:pPr>
+      <w:r>
+        <w:rPr>
+          <w:sz w:val="22"/>
+          <w:szCs w:val="22"/>
+          <w:lang w:val="ru-RU"/>
+        </w:rPr>
+        <w:t>4.Наявність  пільг_______________________________________________(підстава та величина в)%</w:t>
+      </w:r>
+    </w:p>
+    <w:p>
+      <w:pPr>
+        <w:jc w:val="both"/>
+        <w:rPr>
+          <w:sz w:val="22"/>
+          <w:szCs w:val="22"/>
+          <w:lang w:val="ru-RU"/>
+        </w:rPr>
+      </w:pPr>
+      <w:r>
+        <w:rPr>
+          <w:sz w:val="22"/>
+          <w:szCs w:val="22"/>
+          <w:lang w:val="ru-RU"/>
+        </w:rPr>
+        <w:t>5.Розмір  плати  за житлово-комунальні  послуги  з урахуванням</w:t>
+      </w:r>
+    </w:p>
+    <w:p>
+      <w:pPr>
+        <w:jc w:val="both"/>
+        <w:rPr>
+          <w:sz w:val="22"/>
+          <w:szCs w:val="22"/>
+          <w:lang w:val="ru-RU"/>
+        </w:rPr>
+      </w:pPr>
+      <w:r>
+        <w:rPr>
+          <w:sz w:val="22"/>
+          <w:szCs w:val="22"/>
+          <w:lang w:val="ru-RU"/>
+        </w:rPr>
+        <w:t>Пільг (БЕЗ  ВРАХУВАННЯ  СУБСИДІЙ)                             -К ____________________________грн.</w:t>
+      </w:r>
+    </w:p>
+    <w:p>
+      <w:pPr>
+        <w:jc w:val="both"/>
+        <w:rPr>
+          <w:sz w:val="22"/>
+          <w:szCs w:val="22"/>
+          <w:lang w:val="ru-RU"/>
+        </w:rPr>
+      </w:pPr>
+      <w:r>
+        <w:rPr>
+          <w:sz w:val="22"/>
+          <w:szCs w:val="22"/>
+          <w:lang w:val="ru-RU"/>
+        </w:rPr>
+        <w:t>6.Вартість  плати за житлово-комунальні послуги з урахіванням</w:t>
+      </w:r>
+    </w:p>
+    <w:p>
+      <w:pPr>
+        <w:jc w:val="both"/>
+        <w:rPr>
+          <w:sz w:val="22"/>
+          <w:szCs w:val="22"/>
+          <w:lang w:val="ru-RU"/>
+        </w:rPr>
+      </w:pPr>
+      <w:r>
+        <w:rPr>
+          <w:sz w:val="22"/>
+          <w:szCs w:val="22"/>
+          <w:lang w:val="ru-RU"/>
+        </w:rPr>
+        <w:t>Пільг у (МЕЖАХ НОРМ  СПОЖИВАННЯ)                          -М___________________________грн.</w:t>
+      </w:r>
+    </w:p>
+    <w:p>
+      <w:pPr>
+        <w:jc w:val="both"/>
+        <w:rPr>
+          <w:sz w:val="22"/>
+          <w:szCs w:val="22"/>
+          <w:lang w:val="ru-RU"/>
+        </w:rPr>
+      </w:pPr>
+      <w:r>
+        <w:rPr>
+          <w:sz w:val="22"/>
+          <w:szCs w:val="22"/>
+          <w:lang w:val="ru-RU"/>
+        </w:rPr>
+        <w:t>7.Заборгованість по квартплаті________________________ грн. за____________________місяців.</w:t>
+      </w:r>
+    </w:p>
+    <w:p>
+      <w:pPr>
+        <w:jc w:val="both"/>
+        <w:rPr>
+          <w:sz w:val="22"/>
+          <w:szCs w:val="22"/>
+          <w:lang w:val="ru-RU"/>
+        </w:rPr>
+      </w:pPr>
+      <w:r>
+        <w:rPr>
+          <w:sz w:val="22"/>
+          <w:szCs w:val="22"/>
+          <w:lang w:val="ru-RU"/>
+        </w:rPr>
+        <w:t>8.Відомості  про  земельні ділянки</w:t>
+      </w:r>
+    </w:p>
+    <w:p>
+      <w:pPr>
+        <w:jc w:val="both"/>
+        <w:rPr>
+          <w:sz w:val="22"/>
+          <w:szCs w:val="22"/>
+          <w:lang w:val="ru-RU"/>
+        </w:rPr>
+      </w:pPr>
+      <w:r>
+        <w:rPr>
+          <w:sz w:val="22"/>
+          <w:szCs w:val="22"/>
+          <w:lang w:val="ru-RU"/>
+        </w:rPr>
+        <w:t>надані для потреб  : (га)                                  а)городництва -  ------------- (га)</w:t>
+      </w:r>
+    </w:p>
+    <w:p>
+      <w:pPr>
+        <w:jc w:val="both"/>
+        <w:rPr>
+          <w:sz w:val="22"/>
+          <w:szCs w:val="22"/>
+          <w:lang w:val="ru-RU"/>
+        </w:rPr>
+      </w:pPr>
+      <w:r>
+        <w:rPr>
+          <w:sz w:val="22"/>
+          <w:szCs w:val="22"/>
+          <w:lang w:val="ru-RU"/>
+        </w:rPr>
+        <w:t xml:space="preserve">                                                                            б)сінокосіння    -  -----------(га)</w:t>
+      </w:r>
+    </w:p>
+    <w:p>
+      <w:pPr>
+        <w:jc w:val="both"/>
+        <w:rPr>
+          <w:sz w:val="22"/>
+          <w:szCs w:val="22"/>
+          <w:lang w:val="ru-RU"/>
+        </w:rPr>
+      </w:pPr>
+      <w:r>
+        <w:rPr>
+          <w:sz w:val="22"/>
+          <w:szCs w:val="22"/>
+          <w:lang w:val="ru-RU"/>
+        </w:rPr>
+        <w:t xml:space="preserve">                                                                            в)випасання худоби - ------(га)</w:t>
       </w:r>
     </w:p>
     <w:p>
@@ -2560,25 +1656,7 @@
           <w:szCs w:val="22"/>
           <w:lang w:val="ru-RU"/>
         </w:rPr>
-        <w:t xml:space="preserve">10.Земельна   </w:t>
-      </w:r>
-      <w:proofErr w:type="spellStart"/>
-      <w:r>
-        <w:rPr>
-          <w:sz w:val="22"/>
-          <w:szCs w:val="22"/>
-          <w:lang w:val="ru-RU"/>
-        </w:rPr>
-        <w:t>частка</w:t>
-      </w:r>
-      <w:proofErr w:type="spellEnd"/>
-      <w:r>
-        <w:rPr>
-          <w:sz w:val="22"/>
-          <w:szCs w:val="22"/>
-          <w:lang w:val="ru-RU"/>
-        </w:rPr>
-        <w:t xml:space="preserve">     пай  :   </w:t>
+        <w:t xml:space="preserve">10.Земельна   частка     пай  :   </w:t>
       </w:r>
       <w:r>
         <w:rPr>
@@ -2616,154 +1694,32 @@
           <w:szCs w:val="22"/>
           <w:lang w:val="ru-RU"/>
         </w:rPr>
-        <w:t xml:space="preserve"> в)</w:t>
-      </w:r>
-      <w:proofErr w:type="spellStart"/>
-      <w:r>
-        <w:rPr>
-          <w:sz w:val="22"/>
-          <w:szCs w:val="22"/>
-          <w:lang w:val="ru-RU"/>
-        </w:rPr>
-        <w:t>розмір</w:t>
-      </w:r>
-      <w:proofErr w:type="spellEnd"/>
-      <w:r>
-        <w:rPr>
-          <w:sz w:val="22"/>
-          <w:szCs w:val="22"/>
-          <w:lang w:val="ru-RU"/>
-        </w:rPr>
-        <w:t xml:space="preserve">  </w:t>
-      </w:r>
-      <w:proofErr w:type="spellStart"/>
-      <w:r>
-        <w:rPr>
-          <w:sz w:val="22"/>
-          <w:szCs w:val="22"/>
-          <w:lang w:val="ru-RU"/>
-        </w:rPr>
-        <w:t>орендної</w:t>
-      </w:r>
-      <w:proofErr w:type="spellEnd"/>
-      <w:r>
-        <w:rPr>
-          <w:sz w:val="22"/>
-          <w:szCs w:val="22"/>
-          <w:lang w:val="ru-RU"/>
-        </w:rPr>
-        <w:t xml:space="preserve">  плати  ___________________  грн .</w:t>
-      </w:r>
-    </w:p>
-    <w:p>
-      <w:pPr>
-        <w:jc w:val="both"/>
-        <w:rPr>
-          <w:sz w:val="22"/>
-          <w:szCs w:val="22"/>
-          <w:lang w:val="ru-RU"/>
-        </w:rPr>
-      </w:pPr>
-    </w:p>
-    <w:p>
-      <w:pPr>
-        <w:jc w:val="both"/>
-        <w:rPr>
-          <w:lang w:val="ru-RU"/>
-        </w:rPr>
-      </w:pPr>
-      <w:proofErr w:type="spellStart"/>
-      <w:r>
-        <w:rPr>
-          <w:lang w:val="ru-RU"/>
-        </w:rPr>
-        <w:t>Довідка</w:t>
-      </w:r>
-      <w:proofErr w:type="spellEnd"/>
-      <w:r>
-        <w:rPr>
-          <w:lang w:val="ru-RU"/>
-        </w:rPr>
-        <w:t xml:space="preserve">  видана  для  </w:t>
-      </w:r>
-      <w:proofErr w:type="spellStart"/>
-      <w:r>
-        <w:rPr>
-          <w:lang w:val="ru-RU"/>
-        </w:rPr>
-        <w:t>подання</w:t>
-      </w:r>
-      <w:proofErr w:type="spellEnd"/>
-      <w:r>
-        <w:rPr>
-          <w:lang w:val="ru-RU"/>
-        </w:rPr>
-        <w:t xml:space="preserve">   до </w:t>
-      </w:r>
-      <w:proofErr w:type="spellStart"/>
-      <w:r>
-        <w:rPr>
-          <w:lang w:val="ru-RU"/>
-        </w:rPr>
-        <w:t>управління</w:t>
-      </w:r>
-      <w:proofErr w:type="spellEnd"/>
-      <w:r>
-        <w:rPr>
-          <w:lang w:val="ru-RU"/>
-        </w:rPr>
-        <w:t xml:space="preserve">  </w:t>
-      </w:r>
-      <w:proofErr w:type="spellStart"/>
-      <w:r>
-        <w:rPr>
-          <w:lang w:val="ru-RU"/>
-        </w:rPr>
-        <w:t>праці</w:t>
-      </w:r>
-      <w:proofErr w:type="spellEnd"/>
-      <w:r>
-        <w:rPr>
-          <w:lang w:val="ru-RU"/>
-        </w:rPr>
-        <w:t xml:space="preserve">  та  </w:t>
-      </w:r>
-      <w:proofErr w:type="spellStart"/>
-      <w:r>
-        <w:rPr>
-          <w:lang w:val="ru-RU"/>
-        </w:rPr>
-        <w:t>соціального</w:t>
-      </w:r>
-      <w:proofErr w:type="spellEnd"/>
-      <w:r>
-        <w:rPr>
-          <w:lang w:val="ru-RU"/>
-        </w:rPr>
-        <w:t xml:space="preserve"> </w:t>
-      </w:r>
-      <w:proofErr w:type="spellStart"/>
-      <w:r>
-        <w:rPr>
-          <w:lang w:val="ru-RU"/>
-        </w:rPr>
-        <w:t>захисту</w:t>
-      </w:r>
-      <w:proofErr w:type="spellEnd"/>
-      <w:r>
-        <w:rPr>
-          <w:lang w:val="ru-RU"/>
-        </w:rPr>
-        <w:t xml:space="preserve">  </w:t>
-      </w:r>
-      <w:proofErr w:type="spellStart"/>
-      <w:r>
-        <w:rPr>
-          <w:lang w:val="ru-RU"/>
-        </w:rPr>
-        <w:t>населення</w:t>
-      </w:r>
-      <w:proofErr w:type="spellEnd"/>
+        <w:t xml:space="preserve"> в)розмір  орендної  плати  ___________________  грн .</w:t>
+      </w:r>
+    </w:p>
+    <w:p>
+      <w:pPr>
+        <w:jc w:val="both"/>
+        <w:rPr>
+          <w:sz w:val="22"/>
+          <w:szCs w:val="22"/>
+          <w:lang w:val="ru-RU"/>
+        </w:rPr>
+      </w:pPr>
+    </w:p>
+    <w:p>
+      <w:pPr>
+        <w:jc w:val="both"/>
+        <w:rPr>
+          <w:lang w:val="ru-RU"/>
+        </w:rPr>
+      </w:pPr>
+      <w:r>
+        <w:rPr>
+          <w:lang w:val="ru-RU"/>
+        </w:rPr>
+        <w:t>Довідка  видана  для  подання   до управління  праці  та  соціального захисту  населення</w:t>
+      </w:r>
     </w:p>
     <w:p>
       <w:pPr>
@@ -2818,19 +1774,11 @@
           <w:lang w:val="ru-RU"/>
         </w:rPr>
       </w:pPr>
-      <w:proofErr w:type="spellStart"/>
-      <w:r>
-        <w:rPr>
-          <w:lang w:val="ru-RU"/>
-        </w:rPr>
-        <w:t>Діловод</w:t>
-      </w:r>
-      <w:proofErr w:type="spellEnd"/>
-      <w:r>
-        <w:rPr>
-          <w:lang w:val="ru-RU"/>
-        </w:rPr>
-        <w:t xml:space="preserve">                                                    </w:t>
+      <w:r>
+        <w:rPr>
+          <w:lang w:val="ru-RU"/>
+        </w:rPr>
+        <w:t xml:space="preserve">Діловод                                                    </w:t>
       </w:r>
       <w:r>
         <w:rPr>
